--- a/en/scientists/CV/Word/Gojayev_Zahid_CV_EN.docx
+++ b/en/scientists/CV/Word/Gojayev_Zahid_CV_EN.docx
@@ -377,7 +377,7 @@
           <w:sz w:val="21"/>
           <w:szCs w:val="21"/>
         </w:rPr>
-        <w:t>Zahid Gojayev is deputy director for innovation and implementation at the Federal Scientific Agroengineering Center VIM and a professor at Moscow Polytechnic University and Bauman Moscow State Technical University. He is a Doctor of Technical Sciences and a corresponding member of the Russian Academy of Sciences, elected in 2019. He defended a Candidate of Technical Sciences dissertation at Bauman Moscow State Technical University in 1979 and a Doctor of Technical Sciences dissertation in 1994. From 2002 to 2014 he was general director of the Federal Research and Testing Center for Mechanical Engineering. The CV states more than 300 scientific works, monographs, and patents.</w:t>
+        <w:t>Zahid Gojayev is deputy director for innovation and implementation at the Federal Scientific Agroengineering Center VIM and a professor at Moscow Polytechnic University and Bauman Moscow State Technical University. He is a Doctor of Technical Sciences and a corresponding member of the Russian Academy of Sciences, elected in 2019. He defended a Candidate of Technical Sciences dissertation at Bauman Moscow State Technical University in 1979 and a Doctor of Technical Sciences dissertation in 1994. From 2002 to 2014 he was general director of the Federal Research and Testing Center for Mechanical Engineering. Published more than 300 scientific works, monographs, and patents.</w:t>
       </w:r>
     </w:p>
     <w:p>
@@ -2221,7 +2221,7 @@
                 <w:sz w:val="21"/>
                 <w:szCs w:val="21"/>
               </w:rPr>
-              <w:t>CV</w:t>
+              <w:t>Self-reported</w:t>
             </w:r>
           </w:p>
         </w:tc>
@@ -2325,7 +2325,7 @@
                 <w:sz w:val="21"/>
                 <w:szCs w:val="21"/>
               </w:rPr>
-              <w:t>CV</w:t>
+              <w:t>Self-reported</w:t>
             </w:r>
           </w:p>
         </w:tc>
